--- a/deliverables/SPRINT_V4-V9/NEW_V9_FORMER_V27_Sprint_Production_Package/01_RECORDING/FINAL_Sprint_Recording_Master.docx
+++ b/deliverables/SPRINT_V4-V9/NEW_V9_FORMER_V27_Sprint_Production_Package/01_RECORDING/FINAL_Sprint_Recording_Master.docx
@@ -125,7 +125,7 @@
         <w:rPr>
           <w:sz w:val="21"/>
         </w:rPr>
-        <w:t>786</w:t>
+        <w:t>785</w:t>
       </w:r>
     </w:p>
     <w:p>
@@ -144,7 +144,7 @@
         <w:rPr>
           <w:sz w:val="21"/>
         </w:rPr>
-        <w:t>5:25 to 6:03 at 130 to 145 words per minute. Not a runtime.</w:t>
+        <w:t>5:25 to 6:02 at 130 to 145 words per minute. Not a runtime.</w:t>
       </w:r>
     </w:p>
     <w:p>
@@ -182,7 +182,7 @@
         <w:rPr>
           <w:sz w:val="21"/>
         </w:rPr>
-        <w:t>9fe70bcc5bff91b6a2eb84b410b006cb2bfb656f6a8d4a79119cefe7a3c8960f</w:t>
+        <w:t>f1027f75871d155762459e0a814b5feffa69a8a520f0bb384060335f7b468040</w:t>
       </w:r>
     </w:p>
     <w:p>
@@ -201,7 +201,7 @@
         <w:rPr>
           <w:sz w:val="21"/>
         </w:rPr>
-        <w:t>Sunday, September 13, 2026 | 8:00 PM CT</w:t>
+        <w:t>Sunday, September 13, 2026 | 8:44 PM CT</w:t>
       </w:r>
     </w:p>
     <w:p>
@@ -257,7 +257,7 @@
         <w:rPr>
           <w:sz w:val="25"/>
         </w:rPr>
-        <w:t>When people talk about changing industries, they usually ask one question:</w:t>
+        <w:t>When you think about changing industries, the obvious first question is:</w:t>
       </w:r>
     </w:p>
     <w:p>
@@ -996,7 +996,7 @@
         <w:rPr>
           <w:sz w:val="25"/>
         </w:rPr>
-        <w:t>And then there is the part people sometimes want to skip.</w:t>
+        <w:t>And then there is the harder part of the audit.</w:t>
       </w:r>
     </w:p>
     <w:p>

--- a/deliverables/SPRINT_V4-V9/NEW_V9_FORMER_V27_Sprint_Production_Package/01_RECORDING/FINAL_Sprint_Recording_Master.docx
+++ b/deliverables/SPRINT_V4-V9/NEW_V9_FORMER_V27_Sprint_Production_Package/01_RECORDING/FINAL_Sprint_Recording_Master.docx
@@ -201,7 +201,7 @@
         <w:rPr>
           <w:sz w:val="21"/>
         </w:rPr>
-        <w:t>Sunday, September 13, 2026 | 8:44 PM CT</w:t>
+        <w:t>Monday, September 14, 2026 | 5:48 AM CT</w:t>
       </w:r>
     </w:p>
     <w:p>
